--- a/CÔNG TY TNHH TMDV KHÁNH HƯNG/KhanhHung_ThayDoiThanhVien_DDPL/KhanhHung_DSThanhVien_MauSo6.docx
+++ b/CÔNG TY TNHH TMDV KHÁNH HƯNG/KhanhHung_ThayDoiThanhVien_DDPL/KhanhHung_DSThanhVien_MauSo6.docx
@@ -1,6 +1,6 @@
 
 <file path=word/document.xml><?xml version="1.0" encoding="utf-8"?>
-<w:document xmlns:wpc="http://schemas.microsoft.com/office/word/2010/wordprocessingCanvas" xmlns:cx="http://schemas.microsoft.com/office/drawing/2014/chartex" xmlns:cx1="http://schemas.microsoft.com/office/drawing/2015/9/8/chartex" xmlns:mc="http://schemas.openxmlformats.org/markup-compatibility/2006" xmlns:o="urn:schemas-microsoft-com:office:office" xmlns:r="http://schemas.openxmlformats.org/officeDocument/2006/relationships" xmlns:m="http://schemas.openxmlformats.org/officeDocument/2006/math" xmlns:v="urn:schemas-microsoft-com:vml" xmlns:wp14="http://schemas.microsoft.com/office/word/2010/wordprocessingDrawing" xmlns:wp="http://schemas.openxmlformats.org/drawingml/2006/wordprocessingDrawing" xmlns:w10="urn:schemas-microsoft-com:office:word" xmlns:w="http://schemas.openxmlformats.org/wordprocessingml/2006/main" xmlns:w14="http://schemas.microsoft.com/office/word/2010/wordml" xmlns:w15="http://schemas.microsoft.com/office/word/2012/wordml" xmlns:w16se="http://schemas.microsoft.com/office/word/2015/wordml/symex" xmlns:wpg="http://schemas.microsoft.com/office/word/2010/wordprocessingGroup" xmlns:wpi="http://schemas.microsoft.com/office/word/2010/wordprocessingInk" xmlns:wne="http://schemas.microsoft.com/office/word/2006/wordml" xmlns:wps="http://schemas.microsoft.com/office/word/2010/wordprocessingShape" mc:Ignorable="w14 w15 w16se wp14">
+<w:document xmlns:wpc="http://schemas.microsoft.com/office/word/2010/wordprocessingCanvas" xmlns:cx="http://schemas.microsoft.com/office/drawing/2014/chartex" xmlns:mc="http://schemas.openxmlformats.org/markup-compatibility/2006" xmlns:o="urn:schemas-microsoft-com:office:office" xmlns:r="http://schemas.openxmlformats.org/officeDocument/2006/relationships" xmlns:m="http://schemas.openxmlformats.org/officeDocument/2006/math" xmlns:v="urn:schemas-microsoft-com:vml" xmlns:wp14="http://schemas.microsoft.com/office/word/2010/wordprocessingDrawing" xmlns:wp="http://schemas.openxmlformats.org/drawingml/2006/wordprocessingDrawing" xmlns:w10="urn:schemas-microsoft-com:office:word" xmlns:w="http://schemas.openxmlformats.org/wordprocessingml/2006/main" xmlns:w14="http://schemas.microsoft.com/office/word/2010/wordml" xmlns:w15="http://schemas.microsoft.com/office/word/2012/wordml" xmlns:w16se="http://schemas.microsoft.com/office/word/2015/wordml/symex" xmlns:wpg="http://schemas.microsoft.com/office/word/2010/wordprocessingGroup" xmlns:wpi="http://schemas.microsoft.com/office/word/2010/wordprocessingInk" xmlns:wne="http://schemas.microsoft.com/office/word/2006/wordml" xmlns:wps="http://schemas.microsoft.com/office/word/2010/wordprocessingShape" mc:Ignorable="w14 w15 w16se wp14">
   <w:body>
     <w:p>
       <w:pPr>
@@ -1265,7 +1265,7 @@
               <w:rPr>
                 <w:rFonts w:ascii="Times New Roman" w:eastAsia="Calibri" w:hAnsi="Times New Roman" w:cs="Times New Roman"/>
               </w:rPr>
-              <w:t>PHẠM MINH KHANG</w:t>
+              <w:t>VÕ THỊ KIM NGÂN</w:t>
             </w:r>
           </w:p>
         </w:tc>
@@ -1291,7 +1291,7 @@
               <w:rPr>
                 <w:rFonts w:ascii="Times New Roman" w:hAnsi="Times New Roman" w:cs="Times New Roman"/>
               </w:rPr>
-              <w:t>02/09/1984</w:t>
+              <w:t>15/10/1997</w:t>
             </w:r>
           </w:p>
         </w:tc>
@@ -1315,10 +1315,7 @@
               </w:rPr>
             </w:pPr>
             <w:r>
-              <w:rPr>
-                <w:rFonts w:ascii="Times New Roman" w:eastAsia="Calibri" w:hAnsi="Times New Roman" w:cs="Times New Roman"/>
-              </w:rPr>
-              <w:t>Nam</w:t>
+              <w:t>Nữ</w:t>
             </w:r>
           </w:p>
         </w:tc>
@@ -1345,231 +1342,242 @@
               <w:rPr>
                 <w:rFonts w:ascii="Times New Roman" w:eastAsia="Calibri" w:hAnsi="Times New Roman" w:cs="Times New Roman"/>
               </w:rPr>
-              <w:t xml:space="preserve">căn cước công dân: </w:t>
-            </w:r>
-            <w:r>
-              <w:rPr>
-                <w:rFonts w:ascii="Times New Roman" w:eastAsia="Calibri" w:hAnsi="Times New Roman" w:cs="Times New Roman"/>
-              </w:rPr>
-              <w:t>042084000413</w:t>
-            </w:r>
-            <w:r>
-              <w:rPr>
-                <w:rFonts w:ascii="Times New Roman" w:eastAsia="Calibri" w:hAnsi="Times New Roman" w:cs="Times New Roman"/>
+              <w:t>Căn cước công dân: 051197009742</w:t>
+            </w:r>
+          </w:p>
+          <w:p>
+            <w:pPr>
+              <w:snapToGrid w:val="0"/>
+              <w:spacing w:after="0" w:line="240" w:lineRule="auto"/>
+              <w:jc w:val="center"/>
+              <w:rPr>
+                <w:rFonts w:ascii="Times New Roman" w:eastAsia="Calibri" w:hAnsi="Times New Roman" w:cs="Times New Roman"/>
+              </w:rPr>
+            </w:pPr>
+            <w:r>
+              <w:rPr>
+                <w:rFonts w:ascii="Times New Roman" w:eastAsia="Calibri" w:hAnsi="Times New Roman" w:cs="Times New Roman"/>
+              </w:rPr>
+              <w:t>Ngày cấp: 12/11/2021</w:t>
+            </w:r>
+          </w:p>
+          <w:p>
+            <w:pPr>
+              <w:snapToGrid w:val="0"/>
+              <w:spacing w:after="0" w:line="240" w:lineRule="auto"/>
+              <w:jc w:val="center"/>
+              <w:rPr>
+                <w:rFonts w:ascii="Times New Roman" w:eastAsia="Calibri" w:hAnsi="Times New Roman" w:cs="Times New Roman"/>
+              </w:rPr>
+            </w:pPr>
+            <w:r>
+              <w:rPr>
+                <w:rFonts w:ascii="Times New Roman" w:eastAsia="Calibri" w:hAnsi="Times New Roman" w:cs="Times New Roman"/>
+              </w:rPr>
+              <w:t>Nơi cấp: Cục Cảnh sát quản lý hành chính về trật tự xã hội</w:t>
+            </w:r>
+            <w:r>
+              <w:rPr>
+                <w:rFonts w:ascii="Times New Roman" w:eastAsia="Calibri" w:hAnsi="Times New Roman" w:cs="Times New Roman"/>
+              </w:rPr>
+              <w:t xml:space="preserve"> </w:t>
+            </w:r>
+          </w:p>
+          <w:p>
+            <w:pPr>
+              <w:snapToGrid w:val="0"/>
+              <w:spacing w:after="0" w:line="240" w:lineRule="auto"/>
+              <w:jc w:val="center"/>
+              <w:rPr>
+                <w:rFonts w:ascii="Times New Roman" w:eastAsia="Calibri" w:hAnsi="Times New Roman" w:cs="Times New Roman"/>
+              </w:rPr>
+            </w:pPr>
+          </w:p>
+        </w:tc>
+        <w:tc>
+          <w:tcPr>
+            <w:tcW w:w="850" w:type="dxa"/>
+            <w:tcBorders>
+              <w:top w:val="single" w:sz="4" w:space="0" w:color="000000"/>
+              <w:left w:val="single" w:sz="4" w:space="0" w:color="000000"/>
+              <w:bottom w:val="single" w:sz="4" w:space="0" w:color="000000"/>
+            </w:tcBorders>
+            <w:shd w:val="clear" w:color="auto" w:fill="auto"/>
+          </w:tcPr>
+          <w:p>
+            <w:pPr>
+              <w:snapToGrid w:val="0"/>
+              <w:spacing w:after="0" w:line="240" w:lineRule="auto"/>
+              <w:jc w:val="center"/>
+              <w:rPr>
+                <w:rFonts w:ascii="Times New Roman" w:eastAsia="Calibri" w:hAnsi="Times New Roman" w:cs="Times New Roman"/>
+              </w:rPr>
+            </w:pPr>
+            <w:r>
+              <w:t xml:space="preserve"> </w:t>
+            </w:r>
+          </w:p>
+        </w:tc>
+        <w:tc>
+          <w:tcPr>
+            <w:tcW w:w="709" w:type="dxa"/>
+            <w:tcBorders>
+              <w:top w:val="single" w:sz="4" w:space="0" w:color="000000"/>
+              <w:left w:val="single" w:sz="4" w:space="0" w:color="000000"/>
+              <w:bottom w:val="single" w:sz="4" w:space="0" w:color="000000"/>
+            </w:tcBorders>
+            <w:shd w:val="clear" w:color="auto" w:fill="auto"/>
+          </w:tcPr>
+          <w:p>
+            <w:pPr>
+              <w:snapToGrid w:val="0"/>
+              <w:spacing w:after="0" w:line="240" w:lineRule="auto"/>
+              <w:jc w:val="center"/>
+              <w:rPr>
+                <w:rFonts w:ascii="Times New Roman" w:eastAsia="Calibri" w:hAnsi="Times New Roman" w:cs="Times New Roman"/>
+              </w:rPr>
+            </w:pPr>
+          </w:p>
+        </w:tc>
+        <w:tc>
+          <w:tcPr>
+            <w:tcW w:w="1134" w:type="dxa"/>
+            <w:tcBorders>
+              <w:top w:val="single" w:sz="4" w:space="0" w:color="000000"/>
+              <w:left w:val="single" w:sz="4" w:space="0" w:color="000000"/>
+              <w:bottom w:val="single" w:sz="4" w:space="0" w:color="000000"/>
+            </w:tcBorders>
+            <w:shd w:val="clear" w:color="auto" w:fill="auto"/>
+          </w:tcPr>
+          <w:p>
+            <w:pPr>
+              <w:snapToGrid w:val="0"/>
+              <w:spacing w:after="0" w:line="240" w:lineRule="auto"/>
+              <w:jc w:val="center"/>
+              <w:rPr>
+                <w:rFonts w:ascii="Times New Roman" w:eastAsia="Calibri" w:hAnsi="Times New Roman" w:cs="Times New Roman"/>
+              </w:rPr>
+            </w:pPr>
+            <w:r>
+              <w:rPr>
+                <w:rFonts w:ascii="Times New Roman" w:eastAsia="Calibri" w:hAnsi="Times New Roman" w:cs="Times New Roman"/>
+              </w:rPr>
+              <w:t>Thôn Long Thạnh 1, Phường Sa Huỳnh, Tỉnh Quảng Ngãi, Việt Nam</w:t>
+            </w:r>
+          </w:p>
+        </w:tc>
+        <w:tc>
+          <w:tcPr>
+            <w:tcW w:w="2268" w:type="dxa"/>
+            <w:tcBorders>
+              <w:top w:val="single" w:sz="4" w:space="0" w:color="auto"/>
+              <w:left w:val="single" w:sz="4" w:space="0" w:color="000000"/>
+              <w:bottom w:val="single" w:sz="4" w:space="0" w:color="auto"/>
+            </w:tcBorders>
+            <w:shd w:val="clear" w:color="auto" w:fill="auto"/>
+          </w:tcPr>
+          <w:p>
+            <w:pPr>
+              <w:snapToGrid w:val="0"/>
+              <w:spacing w:after="0" w:line="240" w:lineRule="auto"/>
+              <w:jc w:val="center"/>
+              <w:rPr>
+                <w:rFonts w:ascii="Times New Roman" w:eastAsia="Calibri" w:hAnsi="Times New Roman" w:cs="Times New Roman"/>
+                <w:spacing w:val="-20"/>
+              </w:rPr>
+            </w:pPr>
+            <w:r>
+              <w:rPr>
+                <w:rFonts w:ascii="Times New Roman" w:eastAsia="Calibri" w:hAnsi="Times New Roman" w:cs="Times New Roman"/>
+                <w:spacing w:val="-20"/>
+              </w:rPr>
+              <w:t xml:space="preserve">510.000.000 </w:t>
+            </w:r>
+            <w:r>
+              <w:rPr>
+                <w:rFonts w:ascii="Times New Roman" w:eastAsia="Calibri" w:hAnsi="Times New Roman" w:cs="Times New Roman"/>
+                <w:spacing w:val="-20"/>
+              </w:rPr>
+              <w:t>VNĐ</w:t>
+            </w:r>
+          </w:p>
+        </w:tc>
+        <w:tc>
+          <w:tcPr>
+            <w:tcW w:w="709" w:type="dxa"/>
+            <w:tcBorders>
+              <w:top w:val="single" w:sz="4" w:space="0" w:color="auto"/>
+              <w:left w:val="single" w:sz="4" w:space="0" w:color="000000"/>
+              <w:bottom w:val="single" w:sz="4" w:space="0" w:color="auto"/>
+            </w:tcBorders>
+            <w:shd w:val="clear" w:color="auto" w:fill="auto"/>
+          </w:tcPr>
+          <w:p>
+            <w:pPr>
+              <w:snapToGrid w:val="0"/>
+              <w:spacing w:after="0" w:line="240" w:lineRule="auto"/>
+              <w:jc w:val="center"/>
+              <w:rPr>
+                <w:rFonts w:ascii="Times New Roman" w:eastAsia="Calibri" w:hAnsi="Times New Roman" w:cs="Times New Roman"/>
+                <w:spacing w:val="-20"/>
+              </w:rPr>
+            </w:pPr>
+            <w:r>
+              <w:rPr>
+                <w:rFonts w:ascii="Times New Roman" w:eastAsia="Calibri" w:hAnsi="Times New Roman" w:cs="Times New Roman"/>
+                <w:spacing w:val="-20"/>
+              </w:rPr>
+              <w:t>51</w:t>
+            </w:r>
+          </w:p>
+        </w:tc>
+        <w:tc>
+          <w:tcPr>
+            <w:tcW w:w="1276" w:type="dxa"/>
+            <w:tcBorders>
+              <w:top w:val="single" w:sz="4" w:space="0" w:color="auto"/>
+              <w:left w:val="single" w:sz="4" w:space="0" w:color="000000"/>
+              <w:bottom w:val="single" w:sz="4" w:space="0" w:color="auto"/>
+            </w:tcBorders>
+            <w:shd w:val="clear" w:color="auto" w:fill="auto"/>
+          </w:tcPr>
+          <w:p>
+            <w:pPr>
+              <w:snapToGrid w:val="0"/>
+              <w:spacing w:after="0" w:line="240" w:lineRule="auto"/>
+              <w:rPr>
+                <w:rFonts w:ascii="Times New Roman" w:eastAsia="Calibri" w:hAnsi="Times New Roman" w:cs="Times New Roman"/>
+                <w:spacing w:val="-20"/>
+              </w:rPr>
+            </w:pPr>
+            <w:r>
+              <w:rPr>
+                <w:rFonts w:ascii="Times New Roman" w:eastAsia="Calibri" w:hAnsi="Times New Roman" w:cs="Times New Roman"/>
+                <w:spacing w:val="-20"/>
+              </w:rPr>
+              <w:t>Loại tài sản: Đồng Việt Nam</w:t>
+            </w:r>
+            <w:r>
+              <w:rPr>
+                <w:rFonts w:ascii="Times New Roman" w:eastAsia="Calibri" w:hAnsi="Times New Roman" w:cs="Times New Roman"/>
+                <w:spacing w:val="-20"/>
               </w:rPr>
               <w:br/>
-              <w:t xml:space="preserve">Ngày cấp: </w:t>
-            </w:r>
-            <w:r>
-              <w:rPr>
-                <w:rFonts w:ascii="Times New Roman" w:eastAsia="Calibri" w:hAnsi="Times New Roman" w:cs="Times New Roman"/>
-              </w:rPr>
-              <w:t>10</w:t>
-            </w:r>
-            <w:r>
-              <w:rPr>
-                <w:rFonts w:ascii="Times New Roman" w:eastAsia="Calibri" w:hAnsi="Times New Roman" w:cs="Times New Roman"/>
-              </w:rPr>
-              <w:t>/08/202</w:t>
-            </w:r>
-            <w:r>
-              <w:rPr>
-                <w:rFonts w:ascii="Times New Roman" w:eastAsia="Calibri" w:hAnsi="Times New Roman" w:cs="Times New Roman"/>
-              </w:rPr>
-              <w:t>4</w:t>
-            </w:r>
-            <w:r>
-              <w:rPr>
-                <w:rFonts w:ascii="Times New Roman" w:eastAsia="Calibri" w:hAnsi="Times New Roman" w:cs="Times New Roman"/>
-              </w:rPr>
-              <w:br/>
-              <w:t>Nơi cấp: Cục Cảnh sát quản lý hành chính về trật tự xã hội</w:t>
-            </w:r>
-          </w:p>
-          <w:p>
-            <w:pPr>
-              <w:snapToGrid w:val="0"/>
-              <w:spacing w:after="0" w:line="240" w:lineRule="auto"/>
-              <w:jc w:val="center"/>
-              <w:rPr>
-                <w:rFonts w:ascii="Times New Roman" w:eastAsia="Calibri" w:hAnsi="Times New Roman" w:cs="Times New Roman"/>
-              </w:rPr>
-            </w:pPr>
-          </w:p>
-          <w:p>
-            <w:pPr>
-              <w:snapToGrid w:val="0"/>
-              <w:spacing w:after="0" w:line="240" w:lineRule="auto"/>
-              <w:jc w:val="center"/>
-              <w:rPr>
-                <w:rFonts w:ascii="Times New Roman" w:eastAsia="Calibri" w:hAnsi="Times New Roman" w:cs="Times New Roman"/>
-              </w:rPr>
-            </w:pPr>
-          </w:p>
-        </w:tc>
-        <w:tc>
-          <w:tcPr>
-            <w:tcW w:w="850" w:type="dxa"/>
-            <w:tcBorders>
-              <w:top w:val="single" w:sz="4" w:space="0" w:color="000000"/>
-              <w:left w:val="single" w:sz="4" w:space="0" w:color="000000"/>
-              <w:bottom w:val="single" w:sz="4" w:space="0" w:color="000000"/>
-            </w:tcBorders>
-            <w:shd w:val="clear" w:color="auto" w:fill="auto"/>
-          </w:tcPr>
-          <w:p>
-            <w:pPr>
-              <w:snapToGrid w:val="0"/>
-              <w:spacing w:after="0" w:line="240" w:lineRule="auto"/>
-              <w:jc w:val="center"/>
-              <w:rPr>
-                <w:rFonts w:ascii="Times New Roman" w:eastAsia="Calibri" w:hAnsi="Times New Roman" w:cs="Times New Roman"/>
-              </w:rPr>
-            </w:pPr>
-            <w:r>
-              <w:t xml:space="preserve"> </w:t>
-            </w:r>
-          </w:p>
-        </w:tc>
-        <w:tc>
-          <w:tcPr>
-            <w:tcW w:w="709" w:type="dxa"/>
-            <w:tcBorders>
-              <w:top w:val="single" w:sz="4" w:space="0" w:color="000000"/>
-              <w:left w:val="single" w:sz="4" w:space="0" w:color="000000"/>
-              <w:bottom w:val="single" w:sz="4" w:space="0" w:color="000000"/>
-            </w:tcBorders>
-            <w:shd w:val="clear" w:color="auto" w:fill="auto"/>
-          </w:tcPr>
-          <w:p>
-            <w:pPr>
-              <w:snapToGrid w:val="0"/>
-              <w:spacing w:after="0" w:line="240" w:lineRule="auto"/>
-              <w:jc w:val="center"/>
-              <w:rPr>
-                <w:rFonts w:ascii="Times New Roman" w:eastAsia="Calibri" w:hAnsi="Times New Roman" w:cs="Times New Roman"/>
-              </w:rPr>
-            </w:pPr>
-          </w:p>
-        </w:tc>
-        <w:tc>
-          <w:tcPr>
-            <w:tcW w:w="1134" w:type="dxa"/>
-            <w:tcBorders>
-              <w:top w:val="single" w:sz="4" w:space="0" w:color="000000"/>
-              <w:left w:val="single" w:sz="4" w:space="0" w:color="000000"/>
-              <w:bottom w:val="single" w:sz="4" w:space="0" w:color="000000"/>
-            </w:tcBorders>
-            <w:shd w:val="clear" w:color="auto" w:fill="auto"/>
-          </w:tcPr>
-          <w:p>
-            <w:pPr>
-              <w:snapToGrid w:val="0"/>
-              <w:spacing w:after="0" w:line="240" w:lineRule="auto"/>
-              <w:jc w:val="center"/>
-              <w:rPr>
-                <w:rFonts w:ascii="Times New Roman" w:eastAsia="Calibri" w:hAnsi="Times New Roman" w:cs="Times New Roman"/>
-              </w:rPr>
-            </w:pPr>
-            <w:r>
-              <w:rPr>
-                <w:rFonts w:ascii="Times New Roman" w:eastAsia="Calibri" w:hAnsi="Times New Roman" w:cs="Times New Roman"/>
-              </w:rPr>
-              <w:t>N34 Khu phố 4, Phường Đông Hưng Thuận, Thành phố Hồ Chí Minh, Việt Nam</w:t>
-            </w:r>
-          </w:p>
-        </w:tc>
-        <w:tc>
-          <w:tcPr>
-            <w:tcW w:w="2268" w:type="dxa"/>
-            <w:tcBorders>
-              <w:top w:val="single" w:sz="4" w:space="0" w:color="auto"/>
-              <w:left w:val="single" w:sz="4" w:space="0" w:color="000000"/>
-              <w:bottom w:val="single" w:sz="4" w:space="0" w:color="auto"/>
-            </w:tcBorders>
-            <w:shd w:val="clear" w:color="auto" w:fill="auto"/>
-          </w:tcPr>
-          <w:p>
-            <w:pPr>
-              <w:snapToGrid w:val="0"/>
-              <w:spacing w:after="0" w:line="240" w:lineRule="auto"/>
-              <w:jc w:val="center"/>
-              <w:rPr>
-                <w:rFonts w:ascii="Times New Roman" w:eastAsia="Calibri" w:hAnsi="Times New Roman" w:cs="Times New Roman"/>
-                <w:spacing w:val="-20"/>
-              </w:rPr>
-            </w:pPr>
-            <w:r>
-              <w:rPr>
-                <w:rFonts w:ascii="Times New Roman" w:eastAsia="Calibri" w:hAnsi="Times New Roman" w:cs="Times New Roman"/>
-                <w:spacing w:val="-20"/>
-              </w:rPr>
-              <w:t>2.000.000.000 VNĐ</w:t>
-            </w:r>
-          </w:p>
-        </w:tc>
-        <w:tc>
-          <w:tcPr>
-            <w:tcW w:w="709" w:type="dxa"/>
-            <w:tcBorders>
-              <w:top w:val="single" w:sz="4" w:space="0" w:color="auto"/>
-              <w:left w:val="single" w:sz="4" w:space="0" w:color="000000"/>
-              <w:bottom w:val="single" w:sz="4" w:space="0" w:color="auto"/>
-            </w:tcBorders>
-            <w:shd w:val="clear" w:color="auto" w:fill="auto"/>
-          </w:tcPr>
-          <w:p>
-            <w:pPr>
-              <w:snapToGrid w:val="0"/>
-              <w:spacing w:after="0" w:line="240" w:lineRule="auto"/>
-              <w:jc w:val="center"/>
-              <w:rPr>
-                <w:rFonts w:ascii="Times New Roman" w:eastAsia="Calibri" w:hAnsi="Times New Roman" w:cs="Times New Roman"/>
-                <w:spacing w:val="-20"/>
-              </w:rPr>
-            </w:pPr>
-            <w:r>
-              <w:rPr>
-                <w:rFonts w:ascii="Times New Roman" w:eastAsia="Calibri" w:hAnsi="Times New Roman" w:cs="Times New Roman"/>
-                <w:spacing w:val="-20"/>
-              </w:rPr>
-              <w:t>10</w:t>
-            </w:r>
-          </w:p>
-        </w:tc>
-        <w:tc>
-          <w:tcPr>
-            <w:tcW w:w="1276" w:type="dxa"/>
-            <w:tcBorders>
-              <w:top w:val="single" w:sz="4" w:space="0" w:color="auto"/>
-              <w:left w:val="single" w:sz="4" w:space="0" w:color="000000"/>
-              <w:bottom w:val="single" w:sz="4" w:space="0" w:color="auto"/>
-            </w:tcBorders>
-            <w:shd w:val="clear" w:color="auto" w:fill="auto"/>
-          </w:tcPr>
-          <w:p>
-            <w:pPr>
-              <w:snapToGrid w:val="0"/>
-              <w:spacing w:after="0" w:line="240" w:lineRule="auto"/>
-              <w:rPr>
-                <w:rFonts w:ascii="Times New Roman" w:eastAsia="Calibri" w:hAnsi="Times New Roman" w:cs="Times New Roman"/>
-                <w:spacing w:val="-20"/>
-              </w:rPr>
-            </w:pPr>
-            <w:r>
-              <w:rPr>
-                <w:rFonts w:ascii="Times New Roman" w:eastAsia="Calibri" w:hAnsi="Times New Roman" w:cs="Times New Roman"/>
-                <w:spacing w:val="-20"/>
-              </w:rPr>
-              <w:t>Loại tài sản: Đồng Việt Nam</w:t>
-            </w:r>
-            <w:r>
-              <w:rPr>
-                <w:rFonts w:ascii="Times New Roman" w:eastAsia="Calibri" w:hAnsi="Times New Roman" w:cs="Times New Roman"/>
-                <w:spacing w:val="-20"/>
-              </w:rPr>
-              <w:br/>
-              <w:t>Số lượng: 2.000.000.000  đồng</w:t>
+              <w:t xml:space="preserve">Số lượng: </w:t>
+            </w:r>
+            <w:r>
+              <w:rPr>
+                <w:rFonts w:ascii="Times New Roman" w:eastAsia="Calibri" w:hAnsi="Times New Roman" w:cs="Times New Roman"/>
+                <w:spacing w:val="-20"/>
+              </w:rPr>
+              <w:t xml:space="preserve">510.000.000 </w:t>
+            </w:r>
+            <w:r>
+              <w:rPr>
+                <w:rFonts w:ascii="Times New Roman" w:eastAsia="Calibri" w:hAnsi="Times New Roman" w:cs="Times New Roman"/>
+                <w:spacing w:val="-20"/>
+              </w:rPr>
+              <w:t>đồng</w:t>
             </w:r>
           </w:p>
           <w:p>
@@ -1707,7 +1715,7 @@
               <w:rPr>
                 <w:rFonts w:ascii="Times New Roman" w:eastAsia="Calibri" w:hAnsi="Times New Roman" w:cs="Times New Roman"/>
               </w:rPr>
-              <w:t>NGUYỄN CHÍ THIỆN</w:t>
+              <w:t>LIU, SANBAO</w:t>
             </w:r>
           </w:p>
         </w:tc>
@@ -1787,211 +1795,214 @@
               <w:rPr>
                 <w:rFonts w:ascii="Times New Roman" w:eastAsia="Calibri" w:hAnsi="Times New Roman" w:cs="Times New Roman"/>
               </w:rPr>
-              <w:t>căn cước công dân: 079063024131</w:t>
-            </w:r>
-            <w:r>
-              <w:rPr>
-                <w:rFonts w:ascii="Times New Roman" w:eastAsia="Calibri" w:hAnsi="Times New Roman" w:cs="Times New Roman"/>
+              <w:t xml:space="preserve">Hộ chiếu nước ngoài: EB4943923; Ngày cấp hộ chiếu: 12/01/2018; Nơi cấp: Tổng lãnh sự quán CHND Trung Hoa tại Thành phố Hồ Chí Minh </w:t>
+            </w:r>
+          </w:p>
+          <w:p>
+            <w:pPr>
+              <w:snapToGrid w:val="0"/>
+              <w:spacing w:after="0" w:line="240" w:lineRule="auto"/>
+              <w:jc w:val="center"/>
+              <w:rPr>
+                <w:rFonts w:ascii="Times New Roman" w:eastAsia="Calibri" w:hAnsi="Times New Roman" w:cs="Times New Roman"/>
+              </w:rPr>
+            </w:pPr>
+          </w:p>
+        </w:tc>
+        <w:tc>
+          <w:tcPr>
+            <w:tcW w:w="850" w:type="dxa"/>
+            <w:tcBorders>
+              <w:top w:val="single" w:sz="4" w:space="0" w:color="000000"/>
+              <w:left w:val="single" w:sz="4" w:space="0" w:color="000000"/>
+              <w:bottom w:val="single" w:sz="4" w:space="0" w:color="000000"/>
+            </w:tcBorders>
+            <w:shd w:val="clear" w:color="auto" w:fill="auto"/>
+          </w:tcPr>
+          <w:p>
+            <w:pPr>
+              <w:snapToGrid w:val="0"/>
+              <w:spacing w:after="0" w:line="240" w:lineRule="auto"/>
+              <w:jc w:val="center"/>
+              <w:rPr>
+                <w:rFonts w:ascii="Times New Roman" w:eastAsia="Calibri" w:hAnsi="Times New Roman" w:cs="Times New Roman"/>
+              </w:rPr>
+            </w:pPr>
+            <w:r>
+              <w:rPr>
+                <w:rFonts w:ascii="Times New Roman" w:eastAsia="Calibri" w:hAnsi="Times New Roman" w:cs="Times New Roman"/>
+              </w:rPr>
+              <w:t xml:space="preserve"> </w:t>
+            </w:r>
+            <w:r>
+              <w:rPr>
+                <w:rFonts w:ascii="Times New Roman" w:eastAsia="Calibri" w:hAnsi="Times New Roman" w:cs="Times New Roman"/>
+              </w:rPr>
+              <w:t>Trung Quốc</w:t>
+            </w:r>
+          </w:p>
+        </w:tc>
+        <w:tc>
+          <w:tcPr>
+            <w:tcW w:w="709" w:type="dxa"/>
+            <w:tcBorders>
+              <w:top w:val="single" w:sz="4" w:space="0" w:color="000000"/>
+              <w:left w:val="single" w:sz="4" w:space="0" w:color="000000"/>
+              <w:bottom w:val="single" w:sz="4" w:space="0" w:color="000000"/>
+            </w:tcBorders>
+            <w:shd w:val="clear" w:color="auto" w:fill="auto"/>
+          </w:tcPr>
+          <w:p>
+            <w:pPr>
+              <w:snapToGrid w:val="0"/>
+              <w:spacing w:after="0" w:line="240" w:lineRule="auto"/>
+              <w:jc w:val="center"/>
+              <w:rPr>
+                <w:rFonts w:ascii="Times New Roman" w:eastAsia="Calibri" w:hAnsi="Times New Roman" w:cs="Times New Roman"/>
+              </w:rPr>
+            </w:pPr>
+          </w:p>
+        </w:tc>
+        <w:tc>
+          <w:tcPr>
+            <w:tcW w:w="1134" w:type="dxa"/>
+            <w:tcBorders>
+              <w:top w:val="single" w:sz="4" w:space="0" w:color="000000"/>
+              <w:left w:val="single" w:sz="4" w:space="0" w:color="000000"/>
+              <w:bottom w:val="single" w:sz="4" w:space="0" w:color="000000"/>
+            </w:tcBorders>
+            <w:shd w:val="clear" w:color="auto" w:fill="auto"/>
+          </w:tcPr>
+          <w:p>
+            <w:pPr>
+              <w:snapToGrid w:val="0"/>
+              <w:spacing w:after="0" w:line="240" w:lineRule="auto"/>
+              <w:jc w:val="center"/>
+              <w:rPr>
+                <w:rFonts w:ascii="Times New Roman" w:eastAsia="Calibri" w:hAnsi="Times New Roman" w:cs="Times New Roman"/>
+              </w:rPr>
+            </w:pPr>
+            <w:r>
+              <w:rPr>
+                <w:rFonts w:ascii="Times New Roman" w:eastAsia="Calibri" w:hAnsi="Times New Roman" w:cs="Times New Roman"/>
+                <w:lang w:val="vi-VN"/>
+              </w:rPr>
+              <w:t>Ô 3, Lô DC 82, Đường NA12, KĐC Việt Sing, Khu phố Bình Giao, Phường Thuận Giao, Thành phố Hồ Chí Minh, Việt Nam</w:t>
+            </w:r>
+          </w:p>
+        </w:tc>
+        <w:tc>
+          <w:tcPr>
+            <w:tcW w:w="2268" w:type="dxa"/>
+            <w:tcBorders>
+              <w:top w:val="single" w:sz="4" w:space="0" w:color="auto"/>
+              <w:left w:val="single" w:sz="4" w:space="0" w:color="000000"/>
+              <w:bottom w:val="single" w:sz="4" w:space="0" w:color="auto"/>
+            </w:tcBorders>
+            <w:shd w:val="clear" w:color="auto" w:fill="auto"/>
+          </w:tcPr>
+          <w:p>
+            <w:pPr>
+              <w:snapToGrid w:val="0"/>
+              <w:spacing w:after="0" w:line="240" w:lineRule="auto"/>
+              <w:jc w:val="center"/>
+              <w:rPr>
+                <w:rFonts w:ascii="Times New Roman" w:eastAsia="Calibri" w:hAnsi="Times New Roman" w:cs="Times New Roman"/>
+                <w:spacing w:val="-20"/>
+              </w:rPr>
+            </w:pPr>
+            <w:r>
+              <w:rPr>
+                <w:rFonts w:ascii="Times New Roman" w:eastAsia="Calibri" w:hAnsi="Times New Roman" w:cs="Times New Roman"/>
+                <w:spacing w:val="-20"/>
+              </w:rPr>
+              <w:t xml:space="preserve">490.000.000 </w:t>
+            </w:r>
+            <w:r>
+              <w:rPr>
+                <w:rFonts w:ascii="Times New Roman" w:eastAsia="Calibri" w:hAnsi="Times New Roman" w:cs="Times New Roman"/>
+                <w:spacing w:val="-20"/>
+              </w:rPr>
+              <w:t>VNĐ</w:t>
+            </w:r>
+          </w:p>
+        </w:tc>
+        <w:tc>
+          <w:tcPr>
+            <w:tcW w:w="709" w:type="dxa"/>
+            <w:tcBorders>
+              <w:top w:val="single" w:sz="4" w:space="0" w:color="auto"/>
+              <w:left w:val="single" w:sz="4" w:space="0" w:color="000000"/>
+              <w:bottom w:val="single" w:sz="4" w:space="0" w:color="auto"/>
+            </w:tcBorders>
+            <w:shd w:val="clear" w:color="auto" w:fill="auto"/>
+          </w:tcPr>
+          <w:p>
+            <w:pPr>
+              <w:snapToGrid w:val="0"/>
+              <w:spacing w:after="0" w:line="240" w:lineRule="auto"/>
+              <w:jc w:val="center"/>
+              <w:rPr>
+                <w:rFonts w:ascii="Times New Roman" w:eastAsia="Calibri" w:hAnsi="Times New Roman" w:cs="Times New Roman"/>
+                <w:spacing w:val="-20"/>
+              </w:rPr>
+            </w:pPr>
+            <w:r>
+              <w:rPr>
+                <w:rFonts w:ascii="Times New Roman" w:eastAsia="Calibri" w:hAnsi="Times New Roman" w:cs="Times New Roman"/>
+                <w:spacing w:val="-20"/>
+              </w:rPr>
+              <w:t>49</w:t>
+            </w:r>
+          </w:p>
+        </w:tc>
+        <w:tc>
+          <w:tcPr>
+            <w:tcW w:w="1276" w:type="dxa"/>
+            <w:tcBorders>
+              <w:top w:val="single" w:sz="4" w:space="0" w:color="auto"/>
+              <w:left w:val="single" w:sz="4" w:space="0" w:color="000000"/>
+              <w:bottom w:val="single" w:sz="4" w:space="0" w:color="auto"/>
+            </w:tcBorders>
+            <w:shd w:val="clear" w:color="auto" w:fill="auto"/>
+          </w:tcPr>
+          <w:p>
+            <w:pPr>
+              <w:snapToGrid w:val="0"/>
+              <w:spacing w:after="0" w:line="240" w:lineRule="auto"/>
+              <w:rPr>
+                <w:rFonts w:ascii="Times New Roman" w:eastAsia="Calibri" w:hAnsi="Times New Roman" w:cs="Times New Roman"/>
+                <w:spacing w:val="-20"/>
+              </w:rPr>
+            </w:pPr>
+            <w:r>
+              <w:rPr>
+                <w:rFonts w:ascii="Times New Roman" w:eastAsia="Calibri" w:hAnsi="Times New Roman" w:cs="Times New Roman"/>
+                <w:spacing w:val="-20"/>
+              </w:rPr>
+              <w:t>Loại tài sản: Đồng Việt Nam</w:t>
+            </w:r>
+            <w:r>
+              <w:rPr>
+                <w:rFonts w:ascii="Times New Roman" w:eastAsia="Calibri" w:hAnsi="Times New Roman" w:cs="Times New Roman"/>
+                <w:spacing w:val="-20"/>
               </w:rPr>
               <w:br/>
-              <w:t>Ngày cấp: 02/08/2022</w:t>
-            </w:r>
-            <w:r>
-              <w:rPr>
-                <w:rFonts w:ascii="Times New Roman" w:eastAsia="Calibri" w:hAnsi="Times New Roman" w:cs="Times New Roman"/>
-              </w:rPr>
-              <w:br/>
-              <w:t>Nơi cấp: Cục Cảnh sát quản lý hành chính về trật tự xã hội</w:t>
-            </w:r>
-          </w:p>
-          <w:p>
-            <w:pPr>
-              <w:snapToGrid w:val="0"/>
-              <w:spacing w:after="0" w:line="240" w:lineRule="auto"/>
-              <w:jc w:val="center"/>
-              <w:rPr>
-                <w:rFonts w:ascii="Times New Roman" w:eastAsia="Calibri" w:hAnsi="Times New Roman" w:cs="Times New Roman"/>
-              </w:rPr>
-            </w:pPr>
-          </w:p>
-          <w:p>
-            <w:pPr>
-              <w:snapToGrid w:val="0"/>
-              <w:spacing w:after="0" w:line="240" w:lineRule="auto"/>
-              <w:jc w:val="center"/>
-              <w:rPr>
-                <w:rFonts w:ascii="Times New Roman" w:eastAsia="Calibri" w:hAnsi="Times New Roman" w:cs="Times New Roman"/>
-              </w:rPr>
-            </w:pPr>
-          </w:p>
-        </w:tc>
-        <w:tc>
-          <w:tcPr>
-            <w:tcW w:w="850" w:type="dxa"/>
-            <w:tcBorders>
-              <w:top w:val="single" w:sz="4" w:space="0" w:color="000000"/>
-              <w:left w:val="single" w:sz="4" w:space="0" w:color="000000"/>
-              <w:bottom w:val="single" w:sz="4" w:space="0" w:color="000000"/>
-            </w:tcBorders>
-            <w:shd w:val="clear" w:color="auto" w:fill="auto"/>
-          </w:tcPr>
-          <w:p>
-            <w:pPr>
-              <w:snapToGrid w:val="0"/>
-              <w:spacing w:after="0" w:line="240" w:lineRule="auto"/>
-              <w:jc w:val="center"/>
-              <w:rPr>
-                <w:rFonts w:ascii="Times New Roman" w:eastAsia="Calibri" w:hAnsi="Times New Roman" w:cs="Times New Roman"/>
-              </w:rPr>
-            </w:pPr>
-            <w:r>
-              <w:rPr>
-                <w:rFonts w:ascii="Times New Roman" w:eastAsia="Calibri" w:hAnsi="Times New Roman" w:cs="Times New Roman"/>
-              </w:rPr>
-              <w:t xml:space="preserve"> </w:t>
-            </w:r>
-          </w:p>
-        </w:tc>
-        <w:tc>
-          <w:tcPr>
-            <w:tcW w:w="709" w:type="dxa"/>
-            <w:tcBorders>
-              <w:top w:val="single" w:sz="4" w:space="0" w:color="000000"/>
-              <w:left w:val="single" w:sz="4" w:space="0" w:color="000000"/>
-              <w:bottom w:val="single" w:sz="4" w:space="0" w:color="000000"/>
-            </w:tcBorders>
-            <w:shd w:val="clear" w:color="auto" w:fill="auto"/>
-          </w:tcPr>
-          <w:p>
-            <w:pPr>
-              <w:snapToGrid w:val="0"/>
-              <w:spacing w:after="0" w:line="240" w:lineRule="auto"/>
-              <w:jc w:val="center"/>
-              <w:rPr>
-                <w:rFonts w:ascii="Times New Roman" w:eastAsia="Calibri" w:hAnsi="Times New Roman" w:cs="Times New Roman"/>
-              </w:rPr>
-            </w:pPr>
-          </w:p>
-        </w:tc>
-        <w:tc>
-          <w:tcPr>
-            <w:tcW w:w="1134" w:type="dxa"/>
-            <w:tcBorders>
-              <w:top w:val="single" w:sz="4" w:space="0" w:color="000000"/>
-              <w:left w:val="single" w:sz="4" w:space="0" w:color="000000"/>
-              <w:bottom w:val="single" w:sz="4" w:space="0" w:color="000000"/>
-            </w:tcBorders>
-            <w:shd w:val="clear" w:color="auto" w:fill="auto"/>
-          </w:tcPr>
-          <w:p>
-            <w:pPr>
-              <w:snapToGrid w:val="0"/>
-              <w:spacing w:after="0" w:line="240" w:lineRule="auto"/>
-              <w:jc w:val="center"/>
-              <w:rPr>
-                <w:rFonts w:ascii="Times New Roman" w:eastAsia="Calibri" w:hAnsi="Times New Roman" w:cs="Times New Roman"/>
-              </w:rPr>
-            </w:pPr>
-            <w:r>
-              <w:rPr>
-                <w:rFonts w:ascii="Times New Roman" w:eastAsia="Calibri" w:hAnsi="Times New Roman" w:cs="Times New Roman"/>
-                <w:lang w:val="vi-VN"/>
-              </w:rPr>
-              <w:t>21/6 Xuân Thủy, Kp4, Phường An Khánh, Thành phố Hồ Chí Minh</w:t>
-            </w:r>
-          </w:p>
-        </w:tc>
-        <w:tc>
-          <w:tcPr>
-            <w:tcW w:w="2268" w:type="dxa"/>
-            <w:tcBorders>
-              <w:top w:val="single" w:sz="4" w:space="0" w:color="auto"/>
-              <w:left w:val="single" w:sz="4" w:space="0" w:color="000000"/>
-              <w:bottom w:val="single" w:sz="4" w:space="0" w:color="auto"/>
-            </w:tcBorders>
-            <w:shd w:val="clear" w:color="auto" w:fill="auto"/>
-          </w:tcPr>
-          <w:p>
-            <w:pPr>
-              <w:snapToGrid w:val="0"/>
-              <w:spacing w:after="0" w:line="240" w:lineRule="auto"/>
-              <w:jc w:val="center"/>
-              <w:rPr>
-                <w:rFonts w:ascii="Times New Roman" w:eastAsia="Calibri" w:hAnsi="Times New Roman" w:cs="Times New Roman"/>
-                <w:spacing w:val="-20"/>
-              </w:rPr>
-            </w:pPr>
-            <w:r>
-              <w:rPr>
-                <w:rFonts w:ascii="Times New Roman" w:eastAsia="Calibri" w:hAnsi="Times New Roman" w:cs="Times New Roman"/>
-                <w:spacing w:val="-20"/>
-              </w:rPr>
-              <w:t>18.000.000.000 VNĐ</w:t>
-            </w:r>
-          </w:p>
-        </w:tc>
-        <w:tc>
-          <w:tcPr>
-            <w:tcW w:w="709" w:type="dxa"/>
-            <w:tcBorders>
-              <w:top w:val="single" w:sz="4" w:space="0" w:color="auto"/>
-              <w:left w:val="single" w:sz="4" w:space="0" w:color="000000"/>
-              <w:bottom w:val="single" w:sz="4" w:space="0" w:color="auto"/>
-            </w:tcBorders>
-            <w:shd w:val="clear" w:color="auto" w:fill="auto"/>
-          </w:tcPr>
-          <w:p>
-            <w:pPr>
-              <w:snapToGrid w:val="0"/>
-              <w:spacing w:after="0" w:line="240" w:lineRule="auto"/>
-              <w:jc w:val="center"/>
-              <w:rPr>
-                <w:rFonts w:ascii="Times New Roman" w:eastAsia="Calibri" w:hAnsi="Times New Roman" w:cs="Times New Roman"/>
-                <w:spacing w:val="-20"/>
-              </w:rPr>
-            </w:pPr>
-            <w:r>
-              <w:rPr>
-                <w:rFonts w:ascii="Times New Roman" w:eastAsia="Calibri" w:hAnsi="Times New Roman" w:cs="Times New Roman"/>
-                <w:spacing w:val="-20"/>
-              </w:rPr>
-              <w:t>90</w:t>
-            </w:r>
-          </w:p>
-        </w:tc>
-        <w:tc>
-          <w:tcPr>
-            <w:tcW w:w="1276" w:type="dxa"/>
-            <w:tcBorders>
-              <w:top w:val="single" w:sz="4" w:space="0" w:color="auto"/>
-              <w:left w:val="single" w:sz="4" w:space="0" w:color="000000"/>
-              <w:bottom w:val="single" w:sz="4" w:space="0" w:color="auto"/>
-            </w:tcBorders>
-            <w:shd w:val="clear" w:color="auto" w:fill="auto"/>
-          </w:tcPr>
-          <w:p>
-            <w:pPr>
-              <w:snapToGrid w:val="0"/>
-              <w:spacing w:after="0" w:line="240" w:lineRule="auto"/>
-              <w:rPr>
-                <w:rFonts w:ascii="Times New Roman" w:eastAsia="Calibri" w:hAnsi="Times New Roman" w:cs="Times New Roman"/>
-                <w:spacing w:val="-20"/>
-              </w:rPr>
-            </w:pPr>
-            <w:r>
-              <w:rPr>
-                <w:rFonts w:ascii="Times New Roman" w:eastAsia="Calibri" w:hAnsi="Times New Roman" w:cs="Times New Roman"/>
-                <w:spacing w:val="-20"/>
-              </w:rPr>
-              <w:t>Loại tài sản: Đồng Việt Nam</w:t>
-            </w:r>
-            <w:r>
-              <w:rPr>
-                <w:rFonts w:ascii="Times New Roman" w:eastAsia="Calibri" w:hAnsi="Times New Roman" w:cs="Times New Roman"/>
-                <w:spacing w:val="-20"/>
-              </w:rPr>
-              <w:br/>
-              <w:t>Số lượng: 18.000.000.000  đồng</w:t>
+              <w:t xml:space="preserve">Số lượng: </w:t>
+            </w:r>
+            <w:r>
+              <w:rPr>
+                <w:rFonts w:ascii="Times New Roman" w:eastAsia="Calibri" w:hAnsi="Times New Roman" w:cs="Times New Roman"/>
+                <w:spacing w:val="-20"/>
+              </w:rPr>
+              <w:t xml:space="preserve">490.000.000 </w:t>
+            </w:r>
+            <w:r>
+              <w:rPr>
+                <w:rFonts w:ascii="Times New Roman" w:eastAsia="Calibri" w:hAnsi="Times New Roman" w:cs="Times New Roman"/>
+                <w:spacing w:val="-20"/>
+              </w:rPr>
+              <w:t>đồng</w:t>
             </w:r>
           </w:p>
           <w:p>
@@ -4416,6 +4427,13 @@
                 <w:rFonts w:ascii="Times New Roman" w:eastAsia="Calibri" w:hAnsi="Times New Roman" w:cs="Times New Roman"/>
                 <w:i/>
               </w:rPr>
+              <w:t>2</w:t>
+            </w:r>
+            <w:r>
+              <w:rPr>
+                <w:rFonts w:ascii="Times New Roman" w:eastAsia="Calibri" w:hAnsi="Times New Roman" w:cs="Times New Roman"/>
+                <w:i/>
+              </w:rPr>
               <w:t xml:space="preserve"> tháng </w:t>
             </w:r>
             <w:r>
@@ -4423,7 +4441,7 @@
                 <w:rFonts w:ascii="Times New Roman" w:eastAsia="Calibri" w:hAnsi="Times New Roman" w:cs="Times New Roman"/>
                 <w:i/>
               </w:rPr>
-              <w:t>3</w:t>
+              <w:t>4</w:t>
             </w:r>
             <w:bookmarkStart w:id="0" w:name="_GoBack"/>
             <w:bookmarkEnd w:id="0"/>
@@ -4568,10 +4586,11 @@
             </w:pPr>
             <w:r>
               <w:rPr>
-                <w:rFonts w:ascii="Times New Roman" w:eastAsia="Calibri" w:hAnsi="Times New Roman" w:cs="Times New Roman"/>
-                <w:b/>
-              </w:rPr>
-              <w:t>TRƯƠNG QUỐC TÂM</w:t>
+                <w:rFonts w:ascii="Times New Roman" w:eastAsia="Times New Roman" w:hAnsi="Times New Roman" w:cs="Times New Roman"/>
+                <w:sz w:val="26"/>
+                <w:szCs w:val="26"/>
+              </w:rPr>
+              <w:t>LIU, SANBAO</w:t>
             </w:r>
           </w:p>
         </w:tc>
@@ -4595,7 +4614,7 @@
 </file>
 
 <file path=word/endnotes.xml><?xml version="1.0" encoding="utf-8"?>
-<w:endnotes xmlns:wpc="http://schemas.microsoft.com/office/word/2010/wordprocessingCanvas" xmlns:cx="http://schemas.microsoft.com/office/drawing/2014/chartex" xmlns:cx1="http://schemas.microsoft.com/office/drawing/2015/9/8/chartex" xmlns:mc="http://schemas.openxmlformats.org/markup-compatibility/2006" xmlns:o="urn:schemas-microsoft-com:office:office" xmlns:r="http://schemas.openxmlformats.org/officeDocument/2006/relationships" xmlns:m="http://schemas.openxmlformats.org/officeDocument/2006/math" xmlns:v="urn:schemas-microsoft-com:vml" xmlns:wp14="http://schemas.microsoft.com/office/word/2010/wordprocessingDrawing" xmlns:wp="http://schemas.openxmlformats.org/drawingml/2006/wordprocessingDrawing" xmlns:w10="urn:schemas-microsoft-com:office:word" xmlns:w="http://schemas.openxmlformats.org/wordprocessingml/2006/main" xmlns:w14="http://schemas.microsoft.com/office/word/2010/wordml" xmlns:w15="http://schemas.microsoft.com/office/word/2012/wordml" xmlns:w16se="http://schemas.microsoft.com/office/word/2015/wordml/symex" xmlns:wpg="http://schemas.microsoft.com/office/word/2010/wordprocessingGroup" xmlns:wpi="http://schemas.microsoft.com/office/word/2010/wordprocessingInk" xmlns:wne="http://schemas.microsoft.com/office/word/2006/wordml" xmlns:wps="http://schemas.microsoft.com/office/word/2010/wordprocessingShape" mc:Ignorable="w14 w15 w16se wp14">
+<w:endnotes xmlns:wpc="http://schemas.microsoft.com/office/word/2010/wordprocessingCanvas" xmlns:cx="http://schemas.microsoft.com/office/drawing/2014/chartex" xmlns:mc="http://schemas.openxmlformats.org/markup-compatibility/2006" xmlns:o="urn:schemas-microsoft-com:office:office" xmlns:r="http://schemas.openxmlformats.org/officeDocument/2006/relationships" xmlns:m="http://schemas.openxmlformats.org/officeDocument/2006/math" xmlns:v="urn:schemas-microsoft-com:vml" xmlns:wp14="http://schemas.microsoft.com/office/word/2010/wordprocessingDrawing" xmlns:wp="http://schemas.openxmlformats.org/drawingml/2006/wordprocessingDrawing" xmlns:w10="urn:schemas-microsoft-com:office:word" xmlns:w="http://schemas.openxmlformats.org/wordprocessingml/2006/main" xmlns:w14="http://schemas.microsoft.com/office/word/2010/wordml" xmlns:w15="http://schemas.microsoft.com/office/word/2012/wordml" xmlns:w16se="http://schemas.microsoft.com/office/word/2015/wordml/symex" xmlns:wpg="http://schemas.microsoft.com/office/word/2010/wordprocessingGroup" xmlns:wpi="http://schemas.microsoft.com/office/word/2010/wordprocessingInk" xmlns:wne="http://schemas.microsoft.com/office/word/2006/wordml" xmlns:wps="http://schemas.microsoft.com/office/word/2010/wordprocessingShape" mc:Ignorable="w14 w15 w16se wp14">
   <w:endnote w:type="separator" w:id="-1">
     <w:p>
       <w:pPr>
@@ -4620,7 +4639,7 @@
 </file>
 
 <file path=word/footnotes.xml><?xml version="1.0" encoding="utf-8"?>
-<w:footnotes xmlns:wpc="http://schemas.microsoft.com/office/word/2010/wordprocessingCanvas" xmlns:cx="http://schemas.microsoft.com/office/drawing/2014/chartex" xmlns:cx1="http://schemas.microsoft.com/office/drawing/2015/9/8/chartex" xmlns:mc="http://schemas.openxmlformats.org/markup-compatibility/2006" xmlns:o="urn:schemas-microsoft-com:office:office" xmlns:r="http://schemas.openxmlformats.org/officeDocument/2006/relationships" xmlns:m="http://schemas.openxmlformats.org/officeDocument/2006/math" xmlns:v="urn:schemas-microsoft-com:vml" xmlns:wp14="http://schemas.microsoft.com/office/word/2010/wordprocessingDrawing" xmlns:wp="http://schemas.openxmlformats.org/drawingml/2006/wordprocessingDrawing" xmlns:w10="urn:schemas-microsoft-com:office:word" xmlns:w="http://schemas.openxmlformats.org/wordprocessingml/2006/main" xmlns:w14="http://schemas.microsoft.com/office/word/2010/wordml" xmlns:w15="http://schemas.microsoft.com/office/word/2012/wordml" xmlns:w16se="http://schemas.microsoft.com/office/word/2015/wordml/symex" xmlns:wpg="http://schemas.microsoft.com/office/word/2010/wordprocessingGroup" xmlns:wpi="http://schemas.microsoft.com/office/word/2010/wordprocessingInk" xmlns:wne="http://schemas.microsoft.com/office/word/2006/wordml" xmlns:wps="http://schemas.microsoft.com/office/word/2010/wordprocessingShape" mc:Ignorable="w14 w15 w16se wp14">
+<w:footnotes xmlns:wpc="http://schemas.microsoft.com/office/word/2010/wordprocessingCanvas" xmlns:cx="http://schemas.microsoft.com/office/drawing/2014/chartex" xmlns:mc="http://schemas.openxmlformats.org/markup-compatibility/2006" xmlns:o="urn:schemas-microsoft-com:office:office" xmlns:r="http://schemas.openxmlformats.org/officeDocument/2006/relationships" xmlns:m="http://schemas.openxmlformats.org/officeDocument/2006/math" xmlns:v="urn:schemas-microsoft-com:vml" xmlns:wp14="http://schemas.microsoft.com/office/word/2010/wordprocessingDrawing" xmlns:wp="http://schemas.openxmlformats.org/drawingml/2006/wordprocessingDrawing" xmlns:w10="urn:schemas-microsoft-com:office:word" xmlns:w="http://schemas.openxmlformats.org/wordprocessingml/2006/main" xmlns:w14="http://schemas.microsoft.com/office/word/2010/wordml" xmlns:w15="http://schemas.microsoft.com/office/word/2012/wordml" xmlns:w16se="http://schemas.microsoft.com/office/word/2015/wordml/symex" xmlns:wpg="http://schemas.microsoft.com/office/word/2010/wordprocessingGroup" xmlns:wpi="http://schemas.microsoft.com/office/word/2010/wordprocessingInk" xmlns:wne="http://schemas.microsoft.com/office/word/2006/wordml" xmlns:wps="http://schemas.microsoft.com/office/word/2010/wordprocessingShape" mc:Ignorable="w14 w15 w16se wp14">
   <w:footnote w:type="separator" w:id="-1">
     <w:p>
       <w:pPr>
@@ -5004,7 +5023,7 @@
 </file>
 
 <file path=word/numbering.xml><?xml version="1.0" encoding="utf-8"?>
-<w:numbering xmlns:wpc="http://schemas.microsoft.com/office/word/2010/wordprocessingCanvas" xmlns:cx="http://schemas.microsoft.com/office/drawing/2014/chartex" xmlns:cx1="http://schemas.microsoft.com/office/drawing/2015/9/8/chartex" xmlns:mc="http://schemas.openxmlformats.org/markup-compatibility/2006" xmlns:o="urn:schemas-microsoft-com:office:office" xmlns:r="http://schemas.openxmlformats.org/officeDocument/2006/relationships" xmlns:m="http://schemas.openxmlformats.org/officeDocument/2006/math" xmlns:v="urn:schemas-microsoft-com:vml" xmlns:wp14="http://schemas.microsoft.com/office/word/2010/wordprocessingDrawing" xmlns:wp="http://schemas.openxmlformats.org/drawingml/2006/wordprocessingDrawing" xmlns:w10="urn:schemas-microsoft-com:office:word" xmlns:w="http://schemas.openxmlformats.org/wordprocessingml/2006/main" xmlns:w14="http://schemas.microsoft.com/office/word/2010/wordml" xmlns:w15="http://schemas.microsoft.com/office/word/2012/wordml" xmlns:w16se="http://schemas.microsoft.com/office/word/2015/wordml/symex" xmlns:wpg="http://schemas.microsoft.com/office/word/2010/wordprocessingGroup" xmlns:wpi="http://schemas.microsoft.com/office/word/2010/wordprocessingInk" xmlns:wne="http://schemas.microsoft.com/office/word/2006/wordml" xmlns:wps="http://schemas.microsoft.com/office/word/2010/wordprocessingShape" mc:Ignorable="w14 w15 w16se wp14">
+<w:numbering xmlns:wpc="http://schemas.microsoft.com/office/word/2010/wordprocessingCanvas" xmlns:cx="http://schemas.microsoft.com/office/drawing/2014/chartex" xmlns:mc="http://schemas.openxmlformats.org/markup-compatibility/2006" xmlns:o="urn:schemas-microsoft-com:office:office" xmlns:r="http://schemas.openxmlformats.org/officeDocument/2006/relationships" xmlns:m="http://schemas.openxmlformats.org/officeDocument/2006/math" xmlns:v="urn:schemas-microsoft-com:vml" xmlns:wp14="http://schemas.microsoft.com/office/word/2010/wordprocessingDrawing" xmlns:wp="http://schemas.openxmlformats.org/drawingml/2006/wordprocessingDrawing" xmlns:w10="urn:schemas-microsoft-com:office:word" xmlns:w="http://schemas.openxmlformats.org/wordprocessingml/2006/main" xmlns:w14="http://schemas.microsoft.com/office/word/2010/wordml" xmlns:w15="http://schemas.microsoft.com/office/word/2012/wordml" xmlns:w16se="http://schemas.microsoft.com/office/word/2015/wordml/symex" xmlns:wpg="http://schemas.microsoft.com/office/word/2010/wordprocessingGroup" xmlns:wpi="http://schemas.microsoft.com/office/word/2010/wordprocessingInk" xmlns:wne="http://schemas.microsoft.com/office/word/2006/wordml" xmlns:wps="http://schemas.microsoft.com/office/word/2010/wordprocessingShape" mc:Ignorable="w14 w15 w16se wp14">
   <w:abstractNum w:abstractNumId="0" w15:restartNumberingAfterBreak="0">
     <w:nsid w:val="5AD55BB2"/>
     <w:multiLevelType w:val="hybridMultilevel"/>

--- a/CÔNG TY TNHH TMDV KHÁNH HƯNG/KhanhHung_ThayDoiThanhVien_DDPL/KhanhHung_DSThanhVien_MauSo6.docx
+++ b/CÔNG TY TNHH TMDV KHÁNH HƯNG/KhanhHung_ThayDoiThanhVien_DDPL/KhanhHung_DSThanhVien_MauSo6.docx
@@ -1374,13 +1374,7 @@
               <w:rPr>
                 <w:rFonts w:ascii="Times New Roman" w:eastAsia="Calibri" w:hAnsi="Times New Roman" w:cs="Times New Roman"/>
               </w:rPr>
-              <w:t>Nơi cấp: Cục Cảnh sát quản lý hành chính về trật tự xã hội</w:t>
-            </w:r>
-            <w:r>
-              <w:rPr>
-                <w:rFonts w:ascii="Times New Roman" w:eastAsia="Calibri" w:hAnsi="Times New Roman" w:cs="Times New Roman"/>
-              </w:rPr>
-              <w:t xml:space="preserve"> </w:t>
+              <w:t xml:space="preserve">Nơi cấp: Cục Cảnh sát quản lý hành chính về trật tự xã hội </w:t>
             </w:r>
           </w:p>
           <w:p>
@@ -1741,8 +1735,10 @@
               <w:rPr>
                 <w:rFonts w:ascii="Times New Roman" w:eastAsia="Calibri" w:hAnsi="Times New Roman" w:cs="Times New Roman"/>
               </w:rPr>
-              <w:t>18/05/1963</w:t>
-            </w:r>
+              <w:t>13/07/1975</w:t>
+            </w:r>
+            <w:bookmarkStart w:id="0" w:name="_GoBack"/>
+            <w:bookmarkEnd w:id="0"/>
           </w:p>
         </w:tc>
         <w:tc>
@@ -4443,8 +4439,6 @@
               </w:rPr>
               <w:t>4</w:t>
             </w:r>
-            <w:bookmarkStart w:id="0" w:name="_GoBack"/>
-            <w:bookmarkEnd w:id="0"/>
             <w:r>
               <w:rPr>
                 <w:rFonts w:ascii="Times New Roman" w:eastAsia="Calibri" w:hAnsi="Times New Roman" w:cs="Times New Roman"/>
